--- a/menu/marketing/50_pinov_Nastya.docx
+++ b/menu/marketing/50_pinov_Nastya.docx
@@ -117,7 +117,7 @@
         <w:rPr>
           <w:rFonts w:ascii="Arial" w:cs="Arial" w:eastAsia="Arial" w:hAnsi="Arial"/>
         </w:rPr>
-        <w:t xml:space="preserve"> по 2 пина в день (12:00 и 20:00 МСК), доски по очереди, с 25 сентября по 19 октября. Дата стоит рядом с каждым пином.</w:t>
+        <w:t xml:space="preserve"> по 2 пина в день (12:00 и 20:00 МСК), доски по очереди, с 26 сентября по 20 октября. Дата стоит рядом с каждым пином.</w:t>
       </w:r>
     </w:p>
     <w:p>
@@ -514,7 +514,7 @@
         <w:rPr>
           <w:rFonts w:ascii="Arial" w:cs="Arial" w:eastAsia="Arial" w:hAnsi="Arial"/>
         </w:rPr>
-        <w:t xml:space="preserve"> публикует 5 обложек досок 25 сентября утром. Загрузите его первым, потом назначьте эти пины обложками досок.</w:t>
+        <w:t xml:space="preserve"> публикует 5 обложек досок 25 сентября в 9:00–10:00 МСК. Загрузите его первым, назначьте обложки, и только потом загружайте пины.</w:t>
       </w:r>
     </w:p>
     <w:p>
@@ -769,7 +769,7 @@
                 <w:sz w:val="18"/>
                 <w:szCs w:val="18"/>
               </w:rPr>
-              <w:t xml:space="preserve">25.09, 12:00</w:t>
+              <w:t xml:space="preserve">26.09, 12:00</w:t>
             </w:r>
           </w:p>
         </w:tc>
@@ -1020,7 +1020,7 @@
                 <w:sz w:val="18"/>
                 <w:szCs w:val="18"/>
               </w:rPr>
-              <w:t xml:space="preserve">27.09, 20:00</w:t>
+              <w:t xml:space="preserve">28.09, 20:00</w:t>
             </w:r>
           </w:p>
         </w:tc>
@@ -1271,7 +1271,7 @@
                 <w:sz w:val="18"/>
                 <w:szCs w:val="18"/>
               </w:rPr>
-              <w:t xml:space="preserve">30.09, 12:00</w:t>
+              <w:t xml:space="preserve">01.10, 12:00</w:t>
             </w:r>
           </w:p>
         </w:tc>
@@ -1522,7 +1522,7 @@
                 <w:sz w:val="18"/>
                 <w:szCs w:val="18"/>
               </w:rPr>
-              <w:t xml:space="preserve">02.10, 20:00</w:t>
+              <w:t xml:space="preserve">03.10, 20:00</w:t>
             </w:r>
           </w:p>
         </w:tc>
@@ -1773,7 +1773,7 @@
                 <w:sz w:val="18"/>
                 <w:szCs w:val="18"/>
               </w:rPr>
-              <w:t xml:space="preserve">05.10, 12:00</w:t>
+              <w:t xml:space="preserve">06.10, 12:00</w:t>
             </w:r>
           </w:p>
         </w:tc>
@@ -2024,7 +2024,7 @@
                 <w:sz w:val="18"/>
                 <w:szCs w:val="18"/>
               </w:rPr>
-              <w:t xml:space="preserve">07.10, 20:00</w:t>
+              <w:t xml:space="preserve">08.10, 20:00</w:t>
             </w:r>
           </w:p>
         </w:tc>
@@ -2275,7 +2275,7 @@
                 <w:sz w:val="18"/>
                 <w:szCs w:val="18"/>
               </w:rPr>
-              <w:t xml:space="preserve">10.10, 12:00</w:t>
+              <w:t xml:space="preserve">11.10, 12:00</w:t>
             </w:r>
           </w:p>
         </w:tc>
@@ -2526,7 +2526,7 @@
                 <w:sz w:val="18"/>
                 <w:szCs w:val="18"/>
               </w:rPr>
-              <w:t xml:space="preserve">12.10, 20:00</w:t>
+              <w:t xml:space="preserve">13.10, 20:00</w:t>
             </w:r>
           </w:p>
         </w:tc>
@@ -2777,7 +2777,7 @@
                 <w:sz w:val="18"/>
                 <w:szCs w:val="18"/>
               </w:rPr>
-              <w:t xml:space="preserve">15.10, 12:00</w:t>
+              <w:t xml:space="preserve">16.10, 12:00</w:t>
             </w:r>
           </w:p>
         </w:tc>
@@ -3028,7 +3028,7 @@
                 <w:sz w:val="18"/>
                 <w:szCs w:val="18"/>
               </w:rPr>
-              <w:t xml:space="preserve">17.10, 20:00</w:t>
+              <w:t xml:space="preserve">18.10, 20:00</w:t>
             </w:r>
           </w:p>
         </w:tc>
@@ -3291,7 +3291,7 @@
                 <w:sz w:val="18"/>
                 <w:szCs w:val="18"/>
               </w:rPr>
-              <w:t xml:space="preserve">25.09, 20:00</w:t>
+              <w:t xml:space="preserve">26.09, 20:00</w:t>
             </w:r>
           </w:p>
         </w:tc>
@@ -3542,7 +3542,7 @@
                 <w:sz w:val="18"/>
                 <w:szCs w:val="18"/>
               </w:rPr>
-              <w:t xml:space="preserve">28.09, 12:00</w:t>
+              <w:t xml:space="preserve">29.09, 12:00</w:t>
             </w:r>
           </w:p>
         </w:tc>
@@ -3793,7 +3793,7 @@
                 <w:sz w:val="18"/>
                 <w:szCs w:val="18"/>
               </w:rPr>
-              <w:t xml:space="preserve">30.09, 20:00</w:t>
+              <w:t xml:space="preserve">01.10, 20:00</w:t>
             </w:r>
           </w:p>
         </w:tc>
@@ -4044,7 +4044,7 @@
                 <w:sz w:val="18"/>
                 <w:szCs w:val="18"/>
               </w:rPr>
-              <w:t xml:space="preserve">03.10, 12:00</w:t>
+              <w:t xml:space="preserve">04.10, 12:00</w:t>
             </w:r>
           </w:p>
         </w:tc>
@@ -4295,7 +4295,7 @@
                 <w:sz w:val="18"/>
                 <w:szCs w:val="18"/>
               </w:rPr>
-              <w:t xml:space="preserve">05.10, 20:00</w:t>
+              <w:t xml:space="preserve">06.10, 20:00</w:t>
             </w:r>
           </w:p>
         </w:tc>
@@ -4546,7 +4546,7 @@
                 <w:sz w:val="18"/>
                 <w:szCs w:val="18"/>
               </w:rPr>
-              <w:t xml:space="preserve">08.10, 12:00</w:t>
+              <w:t xml:space="preserve">09.10, 12:00</w:t>
             </w:r>
           </w:p>
         </w:tc>
@@ -4797,7 +4797,7 @@
                 <w:sz w:val="18"/>
                 <w:szCs w:val="18"/>
               </w:rPr>
-              <w:t xml:space="preserve">10.10, 20:00</w:t>
+              <w:t xml:space="preserve">11.10, 20:00</w:t>
             </w:r>
           </w:p>
         </w:tc>
@@ -5048,7 +5048,7 @@
                 <w:sz w:val="18"/>
                 <w:szCs w:val="18"/>
               </w:rPr>
-              <w:t xml:space="preserve">13.10, 12:00</w:t>
+              <w:t xml:space="preserve">14.10, 12:00</w:t>
             </w:r>
           </w:p>
         </w:tc>
@@ -5299,7 +5299,7 @@
                 <w:sz w:val="18"/>
                 <w:szCs w:val="18"/>
               </w:rPr>
-              <w:t xml:space="preserve">15.10, 20:00</w:t>
+              <w:t xml:space="preserve">16.10, 20:00</w:t>
             </w:r>
           </w:p>
         </w:tc>
@@ -5550,7 +5550,7 @@
                 <w:sz w:val="18"/>
                 <w:szCs w:val="18"/>
               </w:rPr>
-              <w:t xml:space="preserve">18.10, 12:00</w:t>
+              <w:t xml:space="preserve">19.10, 12:00</w:t>
             </w:r>
           </w:p>
         </w:tc>
@@ -5813,7 +5813,7 @@
                 <w:sz w:val="18"/>
                 <w:szCs w:val="18"/>
               </w:rPr>
-              <w:t xml:space="preserve">26.09, 12:00</w:t>
+              <w:t xml:space="preserve">27.09, 12:00</w:t>
             </w:r>
           </w:p>
         </w:tc>
@@ -6064,7 +6064,7 @@
                 <w:sz w:val="18"/>
                 <w:szCs w:val="18"/>
               </w:rPr>
-              <w:t xml:space="preserve">28.09, 20:00</w:t>
+              <w:t xml:space="preserve">29.09, 20:00</w:t>
             </w:r>
           </w:p>
         </w:tc>
@@ -6315,7 +6315,7 @@
                 <w:sz w:val="18"/>
                 <w:szCs w:val="18"/>
               </w:rPr>
-              <w:t xml:space="preserve">01.10, 12:00</w:t>
+              <w:t xml:space="preserve">02.10, 12:00</w:t>
             </w:r>
           </w:p>
         </w:tc>
@@ -6566,7 +6566,7 @@
                 <w:sz w:val="18"/>
                 <w:szCs w:val="18"/>
               </w:rPr>
-              <w:t xml:space="preserve">03.10, 20:00</w:t>
+              <w:t xml:space="preserve">04.10, 20:00</w:t>
             </w:r>
           </w:p>
         </w:tc>
@@ -6817,7 +6817,7 @@
                 <w:sz w:val="18"/>
                 <w:szCs w:val="18"/>
               </w:rPr>
-              <w:t xml:space="preserve">06.10, 12:00</w:t>
+              <w:t xml:space="preserve">07.10, 12:00</w:t>
             </w:r>
           </w:p>
         </w:tc>
@@ -7068,7 +7068,7 @@
                 <w:sz w:val="18"/>
                 <w:szCs w:val="18"/>
               </w:rPr>
-              <w:t xml:space="preserve">08.10, 20:00</w:t>
+              <w:t xml:space="preserve">09.10, 20:00</w:t>
             </w:r>
           </w:p>
         </w:tc>
@@ -7319,7 +7319,7 @@
                 <w:sz w:val="18"/>
                 <w:szCs w:val="18"/>
               </w:rPr>
-              <w:t xml:space="preserve">11.10, 12:00</w:t>
+              <w:t xml:space="preserve">12.10, 12:00</w:t>
             </w:r>
           </w:p>
         </w:tc>
@@ -7570,7 +7570,7 @@
                 <w:sz w:val="18"/>
                 <w:szCs w:val="18"/>
               </w:rPr>
-              <w:t xml:space="preserve">13.10, 20:00</w:t>
+              <w:t xml:space="preserve">14.10, 20:00</w:t>
             </w:r>
           </w:p>
         </w:tc>
@@ -7821,7 +7821,7 @@
                 <w:sz w:val="18"/>
                 <w:szCs w:val="18"/>
               </w:rPr>
-              <w:t xml:space="preserve">16.10, 12:00</w:t>
+              <w:t xml:space="preserve">17.10, 12:00</w:t>
             </w:r>
           </w:p>
         </w:tc>
@@ -8072,7 +8072,7 @@
                 <w:sz w:val="18"/>
                 <w:szCs w:val="18"/>
               </w:rPr>
-              <w:t xml:space="preserve">18.10, 20:00</w:t>
+              <w:t xml:space="preserve">19.10, 20:00</w:t>
             </w:r>
           </w:p>
         </w:tc>
@@ -8335,7 +8335,7 @@
                 <w:sz w:val="18"/>
                 <w:szCs w:val="18"/>
               </w:rPr>
-              <w:t xml:space="preserve">26.09, 20:00</w:t>
+              <w:t xml:space="preserve">27.09, 20:00</w:t>
             </w:r>
           </w:p>
         </w:tc>
@@ -8586,7 +8586,7 @@
                 <w:sz w:val="18"/>
                 <w:szCs w:val="18"/>
               </w:rPr>
-              <w:t xml:space="preserve">29.09, 12:00</w:t>
+              <w:t xml:space="preserve">30.09, 12:00</w:t>
             </w:r>
           </w:p>
         </w:tc>
@@ -8837,7 +8837,7 @@
                 <w:sz w:val="18"/>
                 <w:szCs w:val="18"/>
               </w:rPr>
-              <w:t xml:space="preserve">01.10, 20:00</w:t>
+              <w:t xml:space="preserve">02.10, 20:00</w:t>
             </w:r>
           </w:p>
         </w:tc>
@@ -9088,7 +9088,7 @@
                 <w:sz w:val="18"/>
                 <w:szCs w:val="18"/>
               </w:rPr>
-              <w:t xml:space="preserve">04.10, 12:00</w:t>
+              <w:t xml:space="preserve">05.10, 12:00</w:t>
             </w:r>
           </w:p>
         </w:tc>
@@ -9339,7 +9339,7 @@
                 <w:sz w:val="18"/>
                 <w:szCs w:val="18"/>
               </w:rPr>
-              <w:t xml:space="preserve">06.10, 20:00</w:t>
+              <w:t xml:space="preserve">07.10, 20:00</w:t>
             </w:r>
           </w:p>
         </w:tc>
@@ -9590,7 +9590,7 @@
                 <w:sz w:val="18"/>
                 <w:szCs w:val="18"/>
               </w:rPr>
-              <w:t xml:space="preserve">09.10, 12:00</w:t>
+              <w:t xml:space="preserve">10.10, 12:00</w:t>
             </w:r>
           </w:p>
         </w:tc>
@@ -9841,7 +9841,7 @@
                 <w:sz w:val="18"/>
                 <w:szCs w:val="18"/>
               </w:rPr>
-              <w:t xml:space="preserve">11.10, 20:00</w:t>
+              <w:t xml:space="preserve">12.10, 20:00</w:t>
             </w:r>
           </w:p>
         </w:tc>
@@ -10092,7 +10092,7 @@
                 <w:sz w:val="18"/>
                 <w:szCs w:val="18"/>
               </w:rPr>
-              <w:t xml:space="preserve">14.10, 12:00</w:t>
+              <w:t xml:space="preserve">15.10, 12:00</w:t>
             </w:r>
           </w:p>
         </w:tc>
@@ -10343,7 +10343,7 @@
                 <w:sz w:val="18"/>
                 <w:szCs w:val="18"/>
               </w:rPr>
-              <w:t xml:space="preserve">16.10, 20:00</w:t>
+              <w:t xml:space="preserve">17.10, 20:00</w:t>
             </w:r>
           </w:p>
         </w:tc>
@@ -10594,7 +10594,7 @@
                 <w:sz w:val="18"/>
                 <w:szCs w:val="18"/>
               </w:rPr>
-              <w:t xml:space="preserve">19.10, 12:00</w:t>
+              <w:t xml:space="preserve">20.10, 12:00</w:t>
             </w:r>
           </w:p>
         </w:tc>
@@ -10857,7 +10857,7 @@
                 <w:sz w:val="18"/>
                 <w:szCs w:val="18"/>
               </w:rPr>
-              <w:t xml:space="preserve">27.09, 12:00</w:t>
+              <w:t xml:space="preserve">28.09, 12:00</w:t>
             </w:r>
           </w:p>
         </w:tc>
@@ -11108,7 +11108,7 @@
                 <w:sz w:val="18"/>
                 <w:szCs w:val="18"/>
               </w:rPr>
-              <w:t xml:space="preserve">29.09, 20:00</w:t>
+              <w:t xml:space="preserve">30.09, 20:00</w:t>
             </w:r>
           </w:p>
         </w:tc>
@@ -11359,7 +11359,7 @@
                 <w:sz w:val="18"/>
                 <w:szCs w:val="18"/>
               </w:rPr>
-              <w:t xml:space="preserve">02.10, 12:00</w:t>
+              <w:t xml:space="preserve">03.10, 12:00</w:t>
             </w:r>
           </w:p>
         </w:tc>
@@ -11610,7 +11610,7 @@
                 <w:sz w:val="18"/>
                 <w:szCs w:val="18"/>
               </w:rPr>
-              <w:t xml:space="preserve">04.10, 20:00</w:t>
+              <w:t xml:space="preserve">05.10, 20:00</w:t>
             </w:r>
           </w:p>
         </w:tc>
@@ -11861,7 +11861,7 @@
                 <w:sz w:val="18"/>
                 <w:szCs w:val="18"/>
               </w:rPr>
-              <w:t xml:space="preserve">07.10, 12:00</w:t>
+              <w:t xml:space="preserve">08.10, 12:00</w:t>
             </w:r>
           </w:p>
         </w:tc>
@@ -12112,7 +12112,7 @@
                 <w:sz w:val="18"/>
                 <w:szCs w:val="18"/>
               </w:rPr>
-              <w:t xml:space="preserve">09.10, 20:00</w:t>
+              <w:t xml:space="preserve">10.10, 20:00</w:t>
             </w:r>
           </w:p>
         </w:tc>
@@ -12363,7 +12363,7 @@
                 <w:sz w:val="18"/>
                 <w:szCs w:val="18"/>
               </w:rPr>
-              <w:t xml:space="preserve">12.10, 12:00</w:t>
+              <w:t xml:space="preserve">13.10, 12:00</w:t>
             </w:r>
           </w:p>
         </w:tc>
@@ -12614,7 +12614,7 @@
                 <w:sz w:val="18"/>
                 <w:szCs w:val="18"/>
               </w:rPr>
-              <w:t xml:space="preserve">14.10, 20:00</w:t>
+              <w:t xml:space="preserve">15.10, 20:00</w:t>
             </w:r>
           </w:p>
         </w:tc>
@@ -12865,7 +12865,7 @@
                 <w:sz w:val="18"/>
                 <w:szCs w:val="18"/>
               </w:rPr>
-              <w:t xml:space="preserve">17.10, 12:00</w:t>
+              <w:t xml:space="preserve">18.10, 12:00</w:t>
             </w:r>
           </w:p>
         </w:tc>
@@ -13116,7 +13116,7 @@
                 <w:sz w:val="18"/>
                 <w:szCs w:val="18"/>
               </w:rPr>
-              <w:t xml:space="preserve">19.10, 20:00</w:t>
+              <w:t xml:space="preserve">20.10, 20:00</w:t>
             </w:r>
           </w:p>
         </w:tc>
